--- a/templates/6.docx
+++ b/templates/6.docx
@@ -984,7 +984,7 @@
           <w:sz w:val="28"/>
           <w:szCs w:val="28"/>
         </w:rPr>
-        <w:t xml:space="preserve">{destinationCemetery}.</w:t>
+        <w:t xml:space="preserve"> {destinationCemetery}.</w:t>
       </w:r>
       <w:r>
         <w:rPr>

--- a/templates/6.docx
+++ b/templates/6.docx
@@ -289,7 +289,7 @@
           <w:szCs w:val="40"/>
           <w:u w:val="single"/>
         </w:rPr>
-        <w:t>ALL’UFFICIALE DELLO STATO CIVILE COMUNE DI {ownerCity}</w:t>
+        <w:t>ALL’UFFICIALE DELLO STATO CIVILE COMUNE DI SAN SEVERO</w:t>
       </w:r>
     </w:p>
     <w:p>
@@ -1030,7 +1030,7 @@
           <w:sz w:val="28"/>
           <w:szCs w:val="28"/>
         </w:rPr>
-        <w:t xml:space="preserve">{ownerCityName} il </w:t>
+        <w:t xml:space="preserve">San Severo il </w:t>
       </w:r>
       <w:r>
         <w:rPr>
